--- a/downloads/forms/career-cert.docx
+++ b/downloads/forms/career-cert.docx
@@ -57,7 +57,7 @@
       </w:tblGrid>
       <w:tr>
         <w:trPr>
-          <w:trHeight w:val="680" w:hRule="atLeast"/>
+          <w:trHeight w:val="794" w:hRule="atLeast"/>
         </w:trPr>
         <w:tc>
           <w:tcPr>
@@ -178,7 +178,7 @@
       </w:tr>
       <w:tr>
         <w:trPr>
-          <w:trHeight w:val="680" w:hRule="atLeast"/>
+          <w:trHeight w:val="794" w:hRule="atLeast"/>
         </w:trPr>
         <w:tc>
           <w:tcPr>
@@ -231,7 +231,7 @@
       </w:tr>
       <w:tr>
         <w:trPr>
-          <w:trHeight w:val="680" w:hRule="atLeast"/>
+          <w:trHeight w:val="794" w:hRule="atLeast"/>
         </w:trPr>
         <w:tc>
           <w:tcPr>
@@ -352,7 +352,7 @@
       </w:tr>
       <w:tr>
         <w:trPr>
-          <w:trHeight w:val="680" w:hRule="atLeast"/>
+          <w:trHeight w:val="794" w:hRule="atLeast"/>
         </w:trPr>
         <w:tc>
           <w:tcPr>
@@ -446,7 +446,7 @@
       </w:tr>
       <w:tr>
         <w:trPr>
-          <w:trHeight w:val="680" w:hRule="atLeast"/>
+          <w:trHeight w:val="794" w:hRule="atLeast"/>
         </w:trPr>
         <w:tc>
           <w:tcPr>
@@ -499,7 +499,7 @@
       </w:tr>
       <w:tr>
         <w:trPr>
-          <w:trHeight w:val="680" w:hRule="atLeast"/>
+          <w:trHeight w:val="794" w:hRule="atLeast"/>
         </w:trPr>
         <w:tc>
           <w:tcPr>
@@ -552,7 +552,7 @@
       </w:tr>
       <w:tr>
         <w:trPr>
-          <w:trHeight w:val="680" w:hRule="atLeast"/>
+          <w:trHeight w:val="794" w:hRule="atLeast"/>
         </w:trPr>
         <w:tc>
           <w:tcPr>
@@ -605,7 +605,7 @@
       </w:tr>
       <w:tr>
         <w:trPr>
-          <w:trHeight w:val="680" w:hRule="atLeast"/>
+          <w:trHeight w:val="794" w:hRule="atLeast"/>
         </w:trPr>
         <w:tc>
           <w:tcPr>
@@ -726,7 +726,7 @@
       </w:tr>
       <w:tr>
         <w:trPr>
-          <w:trHeight w:val="680" w:hRule="atLeast"/>
+          <w:trHeight w:val="794" w:hRule="atLeast"/>
         </w:trPr>
         <w:tc>
           <w:tcPr>
@@ -818,7 +818,7 @@
       </w:tr>
       <w:tr>
         <w:trPr>
-          <w:trHeight w:val="680" w:hRule="atLeast"/>
+          <w:trHeight w:val="794" w:hRule="atLeast"/>
         </w:trPr>
         <w:tc>
           <w:tcPr>
